--- a/templates/proposal_template.docx
+++ b/templates/proposal_template.docx
@@ -448,7 +448,7 @@
           <w:sz w:val="24"/>
           <w:szCs w:val="24"/>
         </w:rPr>
-        <w:t xml:space="preserve">Estimated fit score: </w:t>
+        <w:t>Requirement coverage score: {{coverage_score}}%</w:t>
       </w:r>
       <w:r>
         <w:rPr>
@@ -459,7 +459,6 @@
           <w:sz w:val="24"/>
           <w:szCs w:val="24"/>
         </w:rPr>
-        <w:t xml:space="preserve">{{win_probability}}%</w:t>
       </w:r>
     </w:p>
     <w:p>
